--- a/ebook/Libstar_Data_Story.docx
+++ b/ebook/Libstar_Data_Story.docx
@@ -17,7 +17,7 @@
         <w:rPr>
           <w:b/>
           <w:i w:val="0"/>
-          <w:color w:val="1B2A4A"/>
+          <w:color w:val="8E1E4D"/>
           <w:sz w:val="68"/>
         </w:rPr>
         <w:t>Inside the Libstar Catalog</w:t>
@@ -32,7 +32,7 @@
         <w:rPr>
           <w:b w:val="0"/>
           <w:i w:val="0"/>
-          <w:color w:val="2A9D8F"/>
+          <w:color w:val="0FB5AE"/>
           <w:sz w:val="32"/>
         </w:rPr>
         <w:t>A data story from five million product records</w:t>
@@ -1357,7 +1357,7 @@
       <w:rFonts w:asciiTheme="majorHAnsi" w:eastAsiaTheme="majorEastAsia" w:hAnsiTheme="majorHAnsi" w:cstheme="majorBidi" w:ascii="Arial" w:hAnsi="Arial"/>
       <w:b/>
       <w:bCs/>
-      <w:color w:val="1B2A4A"/>
+      <w:color w:val="8E1E4D"/>
       <w:sz w:val="40"/>
       <w:szCs w:val="28"/>
     </w:rPr>
@@ -1381,7 +1381,7 @@
       <w:rFonts w:asciiTheme="majorHAnsi" w:eastAsiaTheme="majorEastAsia" w:hAnsiTheme="majorHAnsi" w:cstheme="majorBidi" w:ascii="Arial" w:hAnsi="Arial"/>
       <w:b/>
       <w:bCs/>
-      <w:color w:val="2A9D8F"/>
+      <w:color w:val="0FB5AE"/>
       <w:sz w:val="28"/>
       <w:szCs w:val="26"/>
     </w:rPr>
